--- a/mokun3/2fin/word/m3s2_dialogue_test_exam.docx
+++ b/mokun3/2fin/word/m3s2_dialogue_test_exam.docx
@@ -3344,7 +3344,17 @@
           <w:sz w:val="18"/>
           <w:u w:val="none"/>
         </w:rPr>
-        <w:t>〈보기〉 ( make / it / easier / easily / for people / to choose )</w:t>
+        <w:t xml:space="preserve">〈보기〉 </w:t>
+      </w:r>
+      <w:r>
+        <w:rPr>
+          <w:rFonts w:ascii="맑은 고딕" w:hAnsi="맑은 고딕" w:eastAsia="맑은 고딕"/>
+          <w:b w:val="0"/>
+          <w:i w:val="0"/>
+          <w:sz w:val="18"/>
+          <w:u w:val="none"/>
+        </w:rPr>
+        <w:t>( easily / it / to choose / make / easier / for people )</w:t>
       </w:r>
     </w:p>
     <w:p>

--- a/mokun3/2fin/word/m3s2_dialogue_test_exam.docx
+++ b/mokun3/2fin/word/m3s2_dialogue_test_exam.docx
@@ -19,10 +19,10 @@
     </w:p>
     <w:p>
       <w:pPr>
-        <w:spacing w:before="0" w:after="60" w:line="259" w:lineRule="auto"/>
         <w:pBdr>
           <w:bottom w:val="single" w:sz="8" w:space="1" w:color="1F3864"/>
         </w:pBdr>
+        <w:spacing w:before="0" w:after="60" w:line="259" w:lineRule="auto"/>
       </w:pPr>
       <w:r>
         <w:rPr>
@@ -40,8 +40,8 @@
         <w:sectPr>
           <w:pgSz w:w="11906" w:h="16838"/>
           <w:pgMar w:top="680" w:right="794" w:bottom="624" w:left="794" w:header="720" w:footer="720" w:gutter="0"/>
+          <w:cols w:num="1" w:space="360"/>
           <w:docGrid w:linePitch="360"/>
-          <w:cols w:num="1" w:space="360"/>
         </w:sectPr>
       </w:pPr>
     </w:p>
@@ -3930,8 +3930,8 @@
           <w:type w:val="continuous"/>
           <w:pgSz w:w="11906" w:h="16838"/>
           <w:pgMar w:top="680" w:right="794" w:bottom="624" w:left="794" w:header="720" w:footer="720" w:gutter="0"/>
+          <w:cols w:num="2" w:space="360" w:sep="1"/>
           <w:docGrid w:linePitch="360"/>
-          <w:cols w:num="2" w:space="360" w:sep="1"/>
         </w:sectPr>
       </w:pPr>
     </w:p>
@@ -4358,8 +4358,8 @@
     <w:sectPr>
       <w:pgSz w:w="11906" w:h="16838"/>
       <w:pgMar w:top="680" w:right="794" w:bottom="624" w:left="794" w:header="720" w:footer="720" w:gutter="0"/>
+      <w:cols w:num="1" w:space="360"/>
       <w:docGrid w:linePitch="360"/>
-      <w:cols w:num="1" w:space="360"/>
     </w:sectPr>
   </w:body>
 </w:document>

--- a/mokun3/2fin/word/m3s2_dialogue_test_exam.docx
+++ b/mokun3/2fin/word/m3s2_dialogue_test_exam.docx
@@ -19,10 +19,10 @@
     </w:p>
     <w:p>
       <w:pPr>
+        <w:spacing w:before="0" w:after="60" w:line="259" w:lineRule="auto"/>
         <w:pBdr>
           <w:bottom w:val="single" w:sz="8" w:space="1" w:color="1F3864"/>
         </w:pBdr>
-        <w:spacing w:before="0" w:after="60" w:line="259" w:lineRule="auto"/>
       </w:pPr>
       <w:r>
         <w:rPr>
@@ -40,8 +40,8 @@
         <w:sectPr>
           <w:pgSz w:w="11906" w:h="16838"/>
           <w:pgMar w:top="680" w:right="794" w:bottom="624" w:left="794" w:header="720" w:footer="720" w:gutter="0"/>
+          <w:docGrid w:linePitch="360"/>
           <w:cols w:num="1" w:space="360"/>
-          <w:docGrid w:linePitch="360"/>
         </w:sectPr>
       </w:pPr>
     </w:p>
@@ -205,7 +205,7 @@
           <w:sz w:val="18"/>
           <w:u w:val="none"/>
         </w:rPr>
-        <w:t>③ I'm eager to say that</w:t>
+        <w:t>③ Chances are that</w:t>
       </w:r>
     </w:p>
     <w:p>
@@ -273,7 +273,7 @@
           <w:sz w:val="18"/>
           <w:u w:val="none"/>
         </w:rPr>
-        <w:t xml:space="preserve">다음 중 어법상 </w:t>
+        <w:t xml:space="preserve">다음 짝지은 대화 중 </w:t>
       </w:r>
       <w:r>
         <w:rPr>
@@ -293,7 +293,7 @@
           <w:sz w:val="18"/>
           <w:u w:val="none"/>
         </w:rPr>
-        <w:t xml:space="preserve"> 기대 표현은? </w:t>
+        <w:t xml:space="preserve"> 것은? </w:t>
       </w:r>
       <w:r>
         <w:rPr>
@@ -319,7 +319,20 @@
           <w:sz w:val="18"/>
           <w:u w:val="none"/>
         </w:rPr>
-        <w:t>① I can't wait to visit Paris next month.</w:t>
+        <w:t>① A: I want to buy a new bag.</w:t>
+      </w:r>
+      <w:r>
+        <w:br/>
+      </w:r>
+      <w:r>
+        <w:rPr>
+          <w:rFonts w:ascii="맑은 고딕" w:hAnsi="맑은 고딕" w:eastAsia="맑은 고딕"/>
+          <w:b w:val="0"/>
+          <w:i w:val="0"/>
+          <w:sz w:val="18"/>
+          <w:u w:val="none"/>
+        </w:rPr>
+        <w:t>B: I prefer the cheaper one.</w:t>
       </w:r>
     </w:p>
     <w:p>
@@ -335,7 +348,20 @@
           <w:sz w:val="18"/>
           <w:u w:val="none"/>
         </w:rPr>
-        <w:t>② I'm eager to visit Paris next month.</w:t>
+        <w:t>② A: Okay. Which do you prefer?</w:t>
+      </w:r>
+      <w:r>
+        <w:br/>
+      </w:r>
+      <w:r>
+        <w:rPr>
+          <w:rFonts w:ascii="맑은 고딕" w:hAnsi="맑은 고딕" w:eastAsia="맑은 고딕"/>
+          <w:b w:val="0"/>
+          <w:i w:val="0"/>
+          <w:sz w:val="18"/>
+          <w:u w:val="none"/>
+        </w:rPr>
+        <w:t>B: I prefer Styles Studio to Hair Castle.</w:t>
       </w:r>
     </w:p>
     <w:p>
@@ -351,7 +377,20 @@
           <w:sz w:val="18"/>
           <w:u w:val="none"/>
         </w:rPr>
-        <w:t>③ I'm looking forward to visit Paris next month.</w:t>
+        <w:t>③ A: Cool. Is there anything else we should do?</w:t>
+      </w:r>
+      <w:r>
+        <w:br/>
+      </w:r>
+      <w:r>
+        <w:rPr>
+          <w:rFonts w:ascii="맑은 고딕" w:hAnsi="맑은 고딕" w:eastAsia="맑은 고딕"/>
+          <w:b w:val="0"/>
+          <w:i w:val="0"/>
+          <w:sz w:val="18"/>
+          <w:u w:val="none"/>
+        </w:rPr>
+        <w:t>B: Oh, don't forget to register our names by this Friday.</w:t>
       </w:r>
     </w:p>
     <w:p>
@@ -367,7 +406,20 @@
           <w:sz w:val="18"/>
           <w:u w:val="none"/>
         </w:rPr>
-        <w:t>④ I'm so thrilled to visit Paris next month.</w:t>
+        <w:t>④ A: What are you watching?</w:t>
+      </w:r>
+      <w:r>
+        <w:br/>
+      </w:r>
+      <w:r>
+        <w:rPr>
+          <w:rFonts w:ascii="맑은 고딕" w:hAnsi="맑은 고딕" w:eastAsia="맑은 고딕"/>
+          <w:b w:val="0"/>
+          <w:i w:val="0"/>
+          <w:sz w:val="18"/>
+          <w:u w:val="none"/>
+        </w:rPr>
+        <w:t>B: It's a show about a man who lost one of his arms in an accident.</w:t>
       </w:r>
     </w:p>
     <w:p>
@@ -383,7 +435,20 @@
           <w:sz w:val="18"/>
           <w:u w:val="none"/>
         </w:rPr>
-        <w:t>⑤ I'm counting down the days until I visit Paris next month.</w:t>
+        <w:t>⑤ A: I read a cool article today.</w:t>
+      </w:r>
+      <w:r>
+        <w:br/>
+      </w:r>
+      <w:r>
+        <w:rPr>
+          <w:rFonts w:ascii="맑은 고딕" w:hAnsi="맑은 고딕" w:eastAsia="맑은 고딕"/>
+          <w:b w:val="0"/>
+          <w:i w:val="0"/>
+          <w:sz w:val="18"/>
+          <w:u w:val="none"/>
+        </w:rPr>
+        <w:t>B: What was it about?</w:t>
       </w:r>
     </w:p>
     <w:p>
@@ -419,7 +484,7 @@
           <w:sz w:val="18"/>
           <w:u w:val="none"/>
         </w:rPr>
-        <w:t xml:space="preserve">다음 짝지은 대화 중 </w:t>
+        <w:t xml:space="preserve">다음 중 나머지 넷과 기능이 </w:t>
       </w:r>
       <w:r>
         <w:rPr>
@@ -429,7 +494,7 @@
           <w:sz w:val="18"/>
           <w:u w:val="single"/>
         </w:rPr>
-        <w:t>어색한</w:t>
+        <w:t>다른</w:t>
       </w:r>
       <w:r>
         <w:rPr>
@@ -465,20 +530,7 @@
           <w:sz w:val="18"/>
           <w:u w:val="none"/>
         </w:rPr>
-        <w:t>① A: Which do you prefer, the red one or the black one?</w:t>
-      </w:r>
-      <w:r>
-        <w:br/>
-      </w:r>
-      <w:r>
-        <w:rPr>
-          <w:rFonts w:ascii="맑은 고딕" w:hAnsi="맑은 고딕" w:eastAsia="맑은 고딕"/>
-          <w:b w:val="0"/>
-          <w:i w:val="0"/>
-          <w:sz w:val="18"/>
-          <w:u w:val="none"/>
-        </w:rPr>
-        <w:t>B: I prefer the red one to the black one.</w:t>
+        <w:t>① Which do you prefer?</w:t>
       </w:r>
     </w:p>
     <w:p>
@@ -494,20 +546,7 @@
           <w:sz w:val="18"/>
           <w:u w:val="none"/>
         </w:rPr>
-        <w:t>② A: Don't forget to bring your receipt.</w:t>
-      </w:r>
-      <w:r>
-        <w:br/>
-      </w:r>
-      <w:r>
-        <w:rPr>
-          <w:rFonts w:ascii="맑은 고딕" w:hAnsi="맑은 고딕" w:eastAsia="맑은 고딕"/>
-          <w:b w:val="0"/>
-          <w:i w:val="0"/>
-          <w:sz w:val="18"/>
-          <w:u w:val="none"/>
-        </w:rPr>
-        <w:t>B: Okay, I won't.</w:t>
+        <w:t>② Which one do you like better?</w:t>
       </w:r>
     </w:p>
     <w:p>
@@ -523,20 +562,7 @@
           <w:sz w:val="18"/>
           <w:u w:val="none"/>
         </w:rPr>
-        <w:t>③ A: Could you explain in more detail?</w:t>
-      </w:r>
-      <w:r>
-        <w:br/>
-      </w:r>
-      <w:r>
-        <w:rPr>
-          <w:rFonts w:ascii="맑은 고딕" w:hAnsi="맑은 고딕" w:eastAsia="맑은 고딕"/>
-          <w:b w:val="0"/>
-          <w:i w:val="0"/>
-          <w:sz w:val="18"/>
-          <w:u w:val="none"/>
-        </w:rPr>
-        <w:t>B: Sure. The signals travel from his brain to his robot arm.</w:t>
+        <w:t>③ Which do you think is better?</w:t>
       </w:r>
     </w:p>
     <w:p>
@@ -552,20 +578,7 @@
           <w:sz w:val="18"/>
           <w:u w:val="none"/>
         </w:rPr>
-        <w:t>④ A: I can't wait to make my own bag.</w:t>
-      </w:r>
-      <w:r>
-        <w:br/>
-      </w:r>
-      <w:r>
-        <w:rPr>
-          <w:rFonts w:ascii="맑은 고딕" w:hAnsi="맑은 고딕" w:eastAsia="맑은 고딕"/>
-          <w:b w:val="0"/>
-          <w:i w:val="0"/>
-          <w:sz w:val="18"/>
-          <w:u w:val="none"/>
-        </w:rPr>
-        <w:t>B: You're right. You don't need any more bags.</w:t>
+        <w:t>④ Which option do you favor?</w:t>
       </w:r>
     </w:p>
     <w:p>
@@ -581,20 +594,7 @@
           <w:sz w:val="18"/>
           <w:u w:val="none"/>
         </w:rPr>
-        <w:t>⑤ A: It is likely that we'll live in outer space in the near future.</w:t>
-      </w:r>
-      <w:r>
-        <w:br/>
-      </w:r>
-      <w:r>
-        <w:rPr>
-          <w:rFonts w:ascii="맑은 고딕" w:hAnsi="맑은 고딕" w:eastAsia="맑은 고딕"/>
-          <w:b w:val="0"/>
-          <w:i w:val="0"/>
-          <w:sz w:val="18"/>
-          <w:u w:val="none"/>
-        </w:rPr>
-        <w:t>B: That sounds interesting.</w:t>
+        <w:t>⑤ What do you think of this flying camera?</w:t>
       </w:r>
     </w:p>
     <w:p>
@@ -868,7 +868,7 @@
           <w:sz w:val="18"/>
           <w:u w:val="none"/>
         </w:rPr>
-        <w:t>② Fair enough.</w:t>
+        <w:t>② I don't want to walk all the way up there.</w:t>
       </w:r>
     </w:p>
     <w:p>
@@ -916,7 +916,7 @@
           <w:sz w:val="18"/>
           <w:u w:val="none"/>
         </w:rPr>
-        <w:t>⑤ That's not the point.</w:t>
+        <w:t>⑤ Fair enough.</w:t>
       </w:r>
     </w:p>
     <w:p>
@@ -962,7 +962,7 @@
           <w:sz w:val="18"/>
           <w:u w:val="none"/>
         </w:rPr>
-        <w:t>(3점)</w:t>
+        <w:t>(4점)</w:t>
       </w:r>
     </w:p>
     <w:p>
@@ -978,7 +978,7 @@
           <w:sz w:val="18"/>
           <w:u w:val="none"/>
         </w:rPr>
-        <w:t>① The science room is on the fifth floor.</w:t>
+        <w:t>① The science room is just on the fifth floor.</w:t>
       </w:r>
     </w:p>
     <w:p>
@@ -994,7 +994,7 @@
           <w:sz w:val="18"/>
           <w:u w:val="none"/>
         </w:rPr>
-        <w:t>② The woman wants to take the stairs from the beginning.</w:t>
+        <w:t>② The woman wants to walk all the way up there.</w:t>
       </w:r>
     </w:p>
     <w:p>
@@ -1010,7 +1010,7 @@
           <w:sz w:val="18"/>
           <w:u w:val="none"/>
         </w:rPr>
-        <w:t>③ The man says one elevator ride uses a lot of energy.</w:t>
+        <w:t>③ Elevators use lots of energy.</w:t>
       </w:r>
     </w:p>
     <w:p>
@@ -1026,7 +1026,7 @@
           <w:sz w:val="18"/>
           <w:u w:val="none"/>
         </w:rPr>
-        <w:t>④ The man thinks small actions matter for the environment.</w:t>
+        <w:t>④ The energy from all the elevator rides disappears over time.</w:t>
       </w:r>
     </w:p>
     <w:p>
@@ -2014,7 +2014,7 @@
           <w:sz w:val="18"/>
           <w:u w:val="none"/>
         </w:rPr>
-        <w:t>[11~14] L5 Listen &amp; Talk 2 · L6 Listen &amp; Talk 1</w:t>
+        <w:t>[11~14] L5 Listen &amp; Talk 2 · L6 Listen &amp; Talk 1 · Get Ready · DIY</w:t>
       </w:r>
     </w:p>
     <w:p>
@@ -2079,7 +2079,33 @@
           <w:sz w:val="18"/>
           <w:u w:val="none"/>
         </w:rPr>
-        <w:t>W: Yes. They are there to protect the environment. People usually use chemicals to kill unwanted plants. The sheep in the park eat those plants, so the chemicals are not needed.</w:t>
+        <w:t>W: Yes. They are there to protect the environment.</w:t>
+      </w:r>
+      <w:r>
+        <w:br/>
+      </w:r>
+      <w:r>
+        <w:rPr>
+          <w:rFonts w:ascii="맑은 고딕" w:hAnsi="맑은 고딕" w:eastAsia="맑은 고딕"/>
+          <w:b w:val="0"/>
+          <w:i w:val="0"/>
+          <w:sz w:val="18"/>
+          <w:u w:val="none"/>
+        </w:rPr>
+        <w:t>M: How can they help the environment?</w:t>
+      </w:r>
+      <w:r>
+        <w:br/>
+      </w:r>
+      <w:r>
+        <w:rPr>
+          <w:rFonts w:ascii="맑은 고딕" w:hAnsi="맑은 고딕" w:eastAsia="맑은 고딕"/>
+          <w:b w:val="0"/>
+          <w:i w:val="0"/>
+          <w:sz w:val="18"/>
+          <w:u w:val="none"/>
+        </w:rPr>
+        <w:t>W: You know, people usually use chemicals to kill unwanted plants. The sheep in the park eat those plants, so the chemicals are not needed.</w:t>
       </w:r>
       <w:r>
         <w:br/>
@@ -2229,7 +2255,7 @@
           <w:sz w:val="18"/>
           <w:u w:val="none"/>
         </w:rPr>
-        <w:t>(4점)</w:t>
+        <w:t>(3점)</w:t>
       </w:r>
     </w:p>
     <w:p>
@@ -2245,32 +2271,6 @@
           <w:sz w:val="18"/>
           <w:u w:val="none"/>
         </w:rPr>
-        <w:t>G: Which do you prefer, the Special Sandwich or the Classic Sandwich?</w:t>
-      </w:r>
-      <w:r>
-        <w:br/>
-      </w:r>
-      <w:r>
-        <w:rPr>
-          <w:rFonts w:ascii="맑은 고딕" w:hAnsi="맑은 고딕" w:eastAsia="맑은 고딕"/>
-          <w:b w:val="0"/>
-          <w:i w:val="0"/>
-          <w:sz w:val="18"/>
-          <w:u w:val="none"/>
-        </w:rPr>
-        <w:t>B: Well, the Special Sandwich is the healthier choice. ...</w:t>
-      </w:r>
-      <w:r>
-        <w:br/>
-      </w:r>
-      <w:r>
-        <w:rPr>
-          <w:rFonts w:ascii="맑은 고딕" w:hAnsi="맑은 고딕" w:eastAsia="맑은 고딕"/>
-          <w:b w:val="0"/>
-          <w:i w:val="0"/>
-          <w:sz w:val="18"/>
-          <w:u w:val="none"/>
-        </w:rPr>
         <w:t>G: But it's much more expensive than the Classic Sandwich.</w:t>
       </w:r>
       <w:r>
@@ -2420,7 +2420,7 @@
           <w:sz w:val="18"/>
           <w:u w:val="none"/>
         </w:rPr>
-        <w:t xml:space="preserve">다음 대화를 읽고 정리한 표에서 옳지 </w:t>
+        <w:t xml:space="preserve">프린트 Listen 문항과 그 답이 바르게 짝지어지지 </w:t>
       </w:r>
       <w:r>
         <w:rPr>
@@ -2455,6 +2455,132 @@
     </w:p>
     <w:p>
       <w:pPr>
+        <w:spacing w:before="0" w:after="0" w:line="259" w:lineRule="auto"/>
+        <w:ind w:left="113"/>
+      </w:pPr>
+      <w:r>
+        <w:rPr>
+          <w:rFonts w:ascii="맑은 고딕" w:hAnsi="맑은 고딕" w:eastAsia="맑은 고딕"/>
+          <w:b w:val="0"/>
+          <w:i w:val="0"/>
+          <w:sz w:val="18"/>
+          <w:u w:val="none"/>
+        </w:rPr>
+        <w:t>① Why does the boy prefer the white shoes? — He prefers the white shoes because of their design.</w:t>
+      </w:r>
+    </w:p>
+    <w:p>
+      <w:pPr>
+        <w:spacing w:before="0" w:after="0" w:line="259" w:lineRule="auto"/>
+        <w:ind w:left="113"/>
+      </w:pPr>
+      <w:r>
+        <w:rPr>
+          <w:rFonts w:ascii="맑은 고딕" w:hAnsi="맑은 고딕" w:eastAsia="맑은 고딕"/>
+          <w:b w:val="0"/>
+          <w:i w:val="0"/>
+          <w:sz w:val="18"/>
+          <w:u w:val="none"/>
+        </w:rPr>
+        <w:t>② What should the boy bring to get a refund? — He should bring a receipt for the clothes.</w:t>
+      </w:r>
+    </w:p>
+    <w:p>
+      <w:pPr>
+        <w:spacing w:before="0" w:after="0" w:line="259" w:lineRule="auto"/>
+        <w:ind w:left="113"/>
+      </w:pPr>
+      <w:r>
+        <w:rPr>
+          <w:rFonts w:ascii="맑은 고딕" w:hAnsi="맑은 고딕" w:eastAsia="맑은 고딕"/>
+          <w:b w:val="0"/>
+          <w:i w:val="0"/>
+          <w:sz w:val="18"/>
+          <w:u w:val="none"/>
+        </w:rPr>
+        <w:t>③ What does a smart umbrella do? — It gives you the subway schedule for the day.</w:t>
+      </w:r>
+    </w:p>
+    <w:p>
+      <w:pPr>
+        <w:spacing w:before="0" w:after="0" w:line="259" w:lineRule="auto"/>
+        <w:ind w:left="113"/>
+      </w:pPr>
+      <w:r>
+        <w:rPr>
+          <w:rFonts w:ascii="맑은 고딕" w:hAnsi="맑은 고딕" w:eastAsia="맑은 고딕"/>
+          <w:b w:val="0"/>
+          <w:i w:val="0"/>
+          <w:sz w:val="18"/>
+          <w:u w:val="none"/>
+        </w:rPr>
+        <w:t>④ What does the boy think? — He thinks that we will live in outer space in the near future.</w:t>
+      </w:r>
+    </w:p>
+    <w:p>
+      <w:pPr>
+        <w:spacing w:before="0" w:after="0" w:line="259" w:lineRule="auto"/>
+        <w:ind w:left="113"/>
+      </w:pPr>
+      <w:r>
+        <w:rPr>
+          <w:rFonts w:ascii="맑은 고딕" w:hAnsi="맑은 고딕" w:eastAsia="맑은 고딕"/>
+          <w:b w:val="0"/>
+          <w:i w:val="0"/>
+          <w:sz w:val="18"/>
+          <w:u w:val="none"/>
+        </w:rPr>
+        <w:t>⑤ What will the girl do after the conversation? — to look up how to use clothes to make a bag</w:t>
+      </w:r>
+    </w:p>
+    <w:p>
+      <w:pPr>
+        <w:spacing w:before="0" w:after="0" w:line="259" w:lineRule="auto"/>
+      </w:pPr>
+    </w:p>
+    <w:p>
+      <w:pPr>
+        <w:spacing w:before="0" w:after="40" w:line="259" w:lineRule="auto"/>
+      </w:pPr>
+    </w:p>
+    <w:p>
+      <w:pPr>
+        <w:keepNext/>
+        <w:spacing w:before="0" w:after="20" w:line="259" w:lineRule="auto"/>
+      </w:pPr>
+      <w:r>
+        <w:rPr>
+          <w:rFonts w:ascii="맑은 고딕" w:hAnsi="맑은 고딕" w:eastAsia="맑은 고딕"/>
+          <w:b/>
+          <w:i w:val="0"/>
+          <w:sz w:val="18"/>
+          <w:u w:val="none"/>
+        </w:rPr>
+        <w:t xml:space="preserve">14. </w:t>
+      </w:r>
+      <w:r>
+        <w:rPr>
+          <w:rFonts w:ascii="맑은 고딕" w:hAnsi="맑은 고딕" w:eastAsia="맑은 고딕"/>
+          <w:b w:val="0"/>
+          <w:i w:val="0"/>
+          <w:sz w:val="18"/>
+          <w:u w:val="none"/>
+        </w:rPr>
+        <w:t xml:space="preserve">Do It Yourself P.116 대화 요약문의 빈칸 (A)~(C)에 들어갈 말로 알맞은 것은? </w:t>
+      </w:r>
+      <w:r>
+        <w:rPr>
+          <w:rFonts w:ascii="맑은 고딕" w:hAnsi="맑은 고딕" w:eastAsia="맑은 고딕"/>
+          <w:b w:val="0"/>
+          <w:i w:val="0"/>
+          <w:sz w:val="18"/>
+          <w:u w:val="none"/>
+        </w:rPr>
+        <w:t>(4점)</w:t>
+      </w:r>
+    </w:p>
+    <w:p>
+      <w:pPr>
         <w:spacing w:before="0" w:after="20" w:line="259" w:lineRule="auto"/>
         <w:ind w:left="57"/>
       </w:pPr>
@@ -2466,46 +2592,7 @@
           <w:sz w:val="18"/>
           <w:u w:val="none"/>
         </w:rPr>
-        <w:t>G1: I want to straighten my hair. Can you recommend a good place?</w:t>
-      </w:r>
-      <w:r>
-        <w:br/>
-      </w:r>
-      <w:r>
-        <w:rPr>
-          <w:rFonts w:ascii="맑은 고딕" w:hAnsi="맑은 고딕" w:eastAsia="맑은 고딕"/>
-          <w:b w:val="0"/>
-          <w:i w:val="0"/>
-          <w:sz w:val="18"/>
-          <w:u w:val="none"/>
-        </w:rPr>
-        <w:t>G2: Sure. I know two places, Styles Studio and Hair Castle. ... Styles Studio provides free treatment to keep your hair healthy. ... Hair Castle doesn't provide treatment for free, but they give student discounts.</w:t>
-      </w:r>
-      <w:r>
-        <w:br/>
-      </w:r>
-      <w:r>
-        <w:rPr>
-          <w:rFonts w:ascii="맑은 고딕" w:hAnsi="맑은 고딕" w:eastAsia="맑은 고딕"/>
-          <w:b w:val="0"/>
-          <w:i w:val="0"/>
-          <w:sz w:val="18"/>
-          <w:u w:val="none"/>
-        </w:rPr>
-        <w:t>G1: Okay. Which do you prefer?</w:t>
-      </w:r>
-      <w:r>
-        <w:br/>
-      </w:r>
-      <w:r>
-        <w:rPr>
-          <w:rFonts w:ascii="맑은 고딕" w:hAnsi="맑은 고딕" w:eastAsia="맑은 고딕"/>
-          <w:b w:val="0"/>
-          <w:i w:val="0"/>
-          <w:sz w:val="18"/>
-          <w:u w:val="none"/>
-        </w:rPr>
-        <w:t>G2: I prefer Styles Studio to Hair Castle. It's important for me to get hair treatment regularly.</w:t>
+        <w:t>In the conversation, the girl wants to buy a new bag, but the boy suggests using old clothes to make one instead. This process is called (A)up________. It has several advantages: it (B)r________ waste, is environmentally (C)f________, and allows you to create a unique and personalized bag that reflects your creativity and style.</w:t>
       </w:r>
     </w:p>
     <w:p>
@@ -2521,7 +2608,7 @@
           <w:sz w:val="18"/>
           <w:u w:val="none"/>
         </w:rPr>
-        <w:t>① G1 wants: to straighten her hair</w:t>
+        <w:t>① cycling — reduces — friendly</w:t>
       </w:r>
     </w:p>
     <w:p>
@@ -2537,7 +2624,7 @@
           <w:sz w:val="18"/>
           <w:u w:val="none"/>
         </w:rPr>
-        <w:t>② Styles Studio: free treatment</w:t>
+        <w:t>② grading — reduces — friendly</w:t>
       </w:r>
     </w:p>
     <w:p>
@@ -2553,7 +2640,7 @@
           <w:sz w:val="18"/>
           <w:u w:val="none"/>
         </w:rPr>
-        <w:t>③ Hair Castle: student discounts</w:t>
+        <w:t>③ cycling — removes — free</w:t>
       </w:r>
     </w:p>
     <w:p>
@@ -2569,7 +2656,7 @@
           <w:sz w:val="18"/>
           <w:u w:val="none"/>
         </w:rPr>
-        <w:t>④ G2's choice: Hair Castle</w:t>
+        <w:t>④ grading — removes — friendly</w:t>
       </w:r>
     </w:p>
     <w:p>
@@ -2585,188 +2672,7 @@
           <w:sz w:val="18"/>
           <w:u w:val="none"/>
         </w:rPr>
-        <w:t>⑤ G2's reason: getting hair treatment regularly is important</w:t>
-      </w:r>
-    </w:p>
-    <w:p>
-      <w:pPr>
-        <w:spacing w:before="0" w:after="0" w:line="259" w:lineRule="auto"/>
-      </w:pPr>
-    </w:p>
-    <w:p>
-      <w:pPr>
-        <w:spacing w:before="0" w:after="40" w:line="259" w:lineRule="auto"/>
-      </w:pPr>
-    </w:p>
-    <w:p>
-      <w:pPr>
-        <w:keepNext/>
-        <w:spacing w:before="0" w:after="20" w:line="259" w:lineRule="auto"/>
-      </w:pPr>
-      <w:r>
-        <w:rPr>
-          <w:rFonts w:ascii="맑은 고딕" w:hAnsi="맑은 고딕" w:eastAsia="맑은 고딕"/>
-          <w:b/>
-          <w:i w:val="0"/>
-          <w:sz w:val="18"/>
-          <w:u w:val="none"/>
-        </w:rPr>
-        <w:t xml:space="preserve">14. </w:t>
-      </w:r>
-      <w:r>
-        <w:rPr>
-          <w:rFonts w:ascii="맑은 고딕" w:hAnsi="맑은 고딕" w:eastAsia="맑은 고딕"/>
-          <w:b w:val="0"/>
-          <w:i w:val="0"/>
-          <w:sz w:val="18"/>
-          <w:u w:val="none"/>
-        </w:rPr>
-        <w:t xml:space="preserve">다음 대화의 내용과 일치하는 것은? </w:t>
-      </w:r>
-      <w:r>
-        <w:rPr>
-          <w:rFonts w:ascii="맑은 고딕" w:hAnsi="맑은 고딕" w:eastAsia="맑은 고딕"/>
-          <w:b w:val="0"/>
-          <w:i w:val="0"/>
-          <w:sz w:val="18"/>
-          <w:u w:val="none"/>
-        </w:rPr>
-        <w:t>(3점)</w:t>
-      </w:r>
-    </w:p>
-    <w:p>
-      <w:pPr>
-        <w:spacing w:before="0" w:after="20" w:line="259" w:lineRule="auto"/>
-        <w:ind w:left="57"/>
-      </w:pPr>
-      <w:r>
-        <w:rPr>
-          <w:rFonts w:ascii="맑은 고딕" w:hAnsi="맑은 고딕" w:eastAsia="맑은 고딕"/>
-          <w:b w:val="0"/>
-          <w:i w:val="0"/>
-          <w:sz w:val="18"/>
-          <w:u w:val="none"/>
-        </w:rPr>
-        <w:t>G: But it's much more expensive than the Classic Sandwich.</w:t>
-      </w:r>
-      <w:r>
-        <w:br/>
-      </w:r>
-      <w:r>
-        <w:rPr>
-          <w:rFonts w:ascii="맑은 고딕" w:hAnsi="맑은 고딕" w:eastAsia="맑은 고딕"/>
-          <w:b w:val="0"/>
-          <w:i w:val="0"/>
-          <w:sz w:val="18"/>
-          <w:u w:val="none"/>
-        </w:rPr>
-        <w:t>B: I know, but I prefer the Special Sandwich to the Classic Sandwich. Eating healthy is important to me.</w:t>
-      </w:r>
-      <w:r>
-        <w:br/>
-      </w:r>
-      <w:r>
-        <w:rPr>
-          <w:rFonts w:ascii="맑은 고딕" w:hAnsi="맑은 고딕" w:eastAsia="맑은 고딕"/>
-          <w:b w:val="0"/>
-          <w:i w:val="0"/>
-          <w:sz w:val="18"/>
-          <w:u w:val="none"/>
-        </w:rPr>
-        <w:t>G: I prefer the cheaper one. I'll spend my money on books instead.</w:t>
-      </w:r>
-      <w:r>
-        <w:br/>
-      </w:r>
-      <w:r>
-        <w:rPr>
-          <w:rFonts w:ascii="맑은 고딕" w:hAnsi="맑은 고딕" w:eastAsia="맑은 고딕"/>
-          <w:b w:val="0"/>
-          <w:i w:val="0"/>
-          <w:sz w:val="18"/>
-          <w:u w:val="none"/>
-        </w:rPr>
-        <w:t>B: I guess our spending habits are different.</w:t>
-      </w:r>
-    </w:p>
-    <w:p>
-      <w:pPr>
-        <w:spacing w:before="0" w:after="0" w:line="259" w:lineRule="auto"/>
-        <w:ind w:left="113"/>
-      </w:pPr>
-      <w:r>
-        <w:rPr>
-          <w:rFonts w:ascii="맑은 고딕" w:hAnsi="맑은 고딕" w:eastAsia="맑은 고딕"/>
-          <w:b w:val="0"/>
-          <w:i w:val="0"/>
-          <w:sz w:val="18"/>
-          <w:u w:val="none"/>
-        </w:rPr>
-        <w:t>① The Classic Sandwich is more expensive.</w:t>
-      </w:r>
-    </w:p>
-    <w:p>
-      <w:pPr>
-        <w:spacing w:before="0" w:after="0" w:line="259" w:lineRule="auto"/>
-        <w:ind w:left="113"/>
-      </w:pPr>
-      <w:r>
-        <w:rPr>
-          <w:rFonts w:ascii="맑은 고딕" w:hAnsi="맑은 고딕" w:eastAsia="맑은 고딕"/>
-          <w:b w:val="0"/>
-          <w:i w:val="0"/>
-          <w:sz w:val="18"/>
-          <w:u w:val="none"/>
-        </w:rPr>
-        <w:t>② The girl prefers the Special Sandwich.</w:t>
-      </w:r>
-    </w:p>
-    <w:p>
-      <w:pPr>
-        <w:spacing w:before="0" w:after="0" w:line="259" w:lineRule="auto"/>
-        <w:ind w:left="113"/>
-      </w:pPr>
-      <w:r>
-        <w:rPr>
-          <w:rFonts w:ascii="맑은 고딕" w:hAnsi="맑은 고딕" w:eastAsia="맑은 고딕"/>
-          <w:b w:val="0"/>
-          <w:i w:val="0"/>
-          <w:sz w:val="18"/>
-          <w:u w:val="none"/>
-        </w:rPr>
-        <w:t>③ The girl wants to spend her money on books.</w:t>
-      </w:r>
-    </w:p>
-    <w:p>
-      <w:pPr>
-        <w:spacing w:before="0" w:after="0" w:line="259" w:lineRule="auto"/>
-        <w:ind w:left="113"/>
-      </w:pPr>
-      <w:r>
-        <w:rPr>
-          <w:rFonts w:ascii="맑은 고딕" w:hAnsi="맑은 고딕" w:eastAsia="맑은 고딕"/>
-          <w:b w:val="0"/>
-          <w:i w:val="0"/>
-          <w:sz w:val="18"/>
-          <w:u w:val="none"/>
-        </w:rPr>
-        <w:t>④ The boy cares more about price than health.</w:t>
-      </w:r>
-    </w:p>
-    <w:p>
-      <w:pPr>
-        <w:spacing w:before="0" w:after="0" w:line="259" w:lineRule="auto"/>
-        <w:ind w:left="113"/>
-      </w:pPr>
-      <w:r>
-        <w:rPr>
-          <w:rFonts w:ascii="맑은 고딕" w:hAnsi="맑은 고딕" w:eastAsia="맑은 고딕"/>
-          <w:b w:val="0"/>
-          <w:i w:val="0"/>
-          <w:sz w:val="18"/>
-          <w:u w:val="none"/>
-        </w:rPr>
-        <w:t>⑤ They have the same spending habits.</w:t>
+        <w:t>⑤ cycling — reduces — free</w:t>
       </w:r>
     </w:p>
     <w:p>
@@ -3110,7 +3016,27 @@
           <w:sz w:val="18"/>
           <w:u w:val="none"/>
         </w:rPr>
-        <w:t xml:space="preserve">윗글에서 소년이 말한 시장 조사(market research)가 필요한 이유를 </w:t>
+        <w:t xml:space="preserve">윗글의 내용과 일치하지 </w:t>
+      </w:r>
+      <w:r>
+        <w:rPr>
+          <w:rFonts w:ascii="맑은 고딕" w:hAnsi="맑은 고딕" w:eastAsia="맑은 고딕"/>
+          <w:b w:val="0"/>
+          <w:i w:val="0"/>
+          <w:sz w:val="18"/>
+          <w:u w:val="single"/>
+        </w:rPr>
+        <w:t>않는</w:t>
+      </w:r>
+      <w:r>
+        <w:rPr>
+          <w:rFonts w:ascii="맑은 고딕" w:hAnsi="맑은 고딕" w:eastAsia="맑은 고딕"/>
+          <w:b w:val="0"/>
+          <w:i w:val="0"/>
+          <w:sz w:val="18"/>
+          <w:u w:val="none"/>
+        </w:rPr>
+        <w:t xml:space="preserve"> 것을 </w:t>
       </w:r>
       <w:r>
         <w:rPr>
@@ -3156,7 +3082,7 @@
           <w:sz w:val="18"/>
           <w:u w:val="none"/>
         </w:rPr>
-        <w:t>① It helps them find out what items are popular these days.</w:t>
+        <w:t>① They will sell items at the flea market next year.</w:t>
       </w:r>
     </w:p>
     <w:p>
@@ -3172,7 +3098,7 @@
           <w:sz w:val="18"/>
           <w:u w:val="none"/>
         </w:rPr>
-        <w:t>② It helps them register their names.</w:t>
+        <w:t>② The boy thinks they need to do some market research.</w:t>
       </w:r>
     </w:p>
     <w:p>
@@ -3188,7 +3114,7 @@
           <w:sz w:val="18"/>
           <w:u w:val="none"/>
         </w:rPr>
-        <w:t>③ It helps them set reasonable prices for their items.</w:t>
+        <w:t>③ Market research helps them find out what items are popular these days.</w:t>
       </w:r>
     </w:p>
     <w:p>
@@ -3204,7 +3130,7 @@
           <w:sz w:val="18"/>
           <w:u w:val="none"/>
         </w:rPr>
-        <w:t>④ It helps them make more friends at the market.</w:t>
+        <w:t>④ They have to register their names by next Friday.</w:t>
       </w:r>
     </w:p>
     <w:p>
@@ -3220,7 +3146,7 @@
           <w:sz w:val="18"/>
           <w:u w:val="none"/>
         </w:rPr>
-        <w:t>⑤ It helps them get a refund.</w:t>
+        <w:t>⑤ The girl thanks the boy for reminding her.</w:t>
       </w:r>
     </w:p>
     <w:p>
@@ -3246,7 +3172,7 @@
           <w:sz w:val="18"/>
           <w:u w:val="none"/>
         </w:rPr>
-        <w:t>[17~20] L6 Listen &amp; Talk 2 · L7 Listen &amp; Talk 1·2</w:t>
+        <w:t>[17~20] L6 Listen &amp; Talk 1 · L7 Listen &amp; Talk 1·2</w:t>
       </w:r>
     </w:p>
     <w:p>
@@ -3318,7 +3244,7 @@
           <w:sz w:val="18"/>
           <w:u w:val="none"/>
         </w:rPr>
-        <w:t>네 동영상 덕분에 사람들이 더 나은 제품을 고르기가 더 쉬워질 거야.</w:t>
+        <w:t>나는 헤어 트리트먼트를 정기적으로 받는 것이 중요하거든.</w:t>
       </w:r>
       <w:r>
         <w:br/>
@@ -3331,10 +3257,7 @@
           <w:sz w:val="18"/>
           <w:u w:val="none"/>
         </w:rPr>
-        <w:t>Your video will ____ ____ ____ ____ ____ ____ better products.</w:t>
-      </w:r>
-      <w:r>
-        <w:br/>
+        <w:t xml:space="preserve">〈보기〉 </w:t>
       </w:r>
       <w:r>
         <w:rPr>
@@ -3344,17 +3267,7 @@
           <w:sz w:val="18"/>
           <w:u w:val="none"/>
         </w:rPr>
-        <w:t xml:space="preserve">〈보기〉 </w:t>
-      </w:r>
-      <w:r>
-        <w:rPr>
-          <w:rFonts w:ascii="맑은 고딕" w:hAnsi="맑은 고딕" w:eastAsia="맑은 고딕"/>
-          <w:b w:val="0"/>
-          <w:i w:val="0"/>
-          <w:sz w:val="18"/>
-          <w:u w:val="none"/>
-        </w:rPr>
-        <w:t>( easily / it / to choose / make / easier / for people )</w:t>
+        <w:t>( regularly / of / it’s / hair treatment / important / to get / for / me )</w:t>
       </w:r>
     </w:p>
     <w:p>
@@ -3370,7 +3283,7 @@
           <w:sz w:val="18"/>
           <w:u w:val="none"/>
         </w:rPr>
-        <w:t>① make</w:t>
+        <w:t>① it’s</w:t>
       </w:r>
       <w:r>
         <w:rPr>
@@ -3390,7 +3303,7 @@
           <w:sz w:val="18"/>
           <w:u w:val="none"/>
         </w:rPr>
-        <w:t>② it</w:t>
+        <w:t>② important</w:t>
       </w:r>
       <w:r>
         <w:rPr>
@@ -3410,7 +3323,7 @@
           <w:sz w:val="18"/>
           <w:u w:val="none"/>
         </w:rPr>
-        <w:t>③ easier</w:t>
+        <w:t>③ for</w:t>
       </w:r>
       <w:r>
         <w:rPr>
@@ -3430,7 +3343,7 @@
           <w:sz w:val="18"/>
           <w:u w:val="none"/>
         </w:rPr>
-        <w:t>④ for people</w:t>
+        <w:t>④ me</w:t>
       </w:r>
       <w:r>
         <w:rPr>
@@ -3450,7 +3363,7 @@
           <w:sz w:val="18"/>
           <w:u w:val="none"/>
         </w:rPr>
-        <w:t>⑤ to choose</w:t>
+        <w:t>⑤ to get</w:t>
       </w:r>
     </w:p>
     <w:p>
@@ -3481,7 +3394,7 @@
           <w:sz w:val="18"/>
           <w:u w:val="none"/>
         </w:rPr>
-        <w:t xml:space="preserve">L7 Listen &amp; Talk 1의 두 대화(발명품 · 로봇 팔) 내용과 일치하는 것은? </w:t>
+        <w:t xml:space="preserve">L7 Listen &amp; Talk 1 C 대화의 내용과 일치하는 것은? </w:t>
       </w:r>
       <w:r>
         <w:rPr>
@@ -3496,6 +3409,100 @@
     </w:p>
     <w:p>
       <w:pPr>
+        <w:spacing w:before="0" w:after="20" w:line="259" w:lineRule="auto"/>
+        <w:ind w:left="57"/>
+      </w:pPr>
+      <w:r>
+        <w:rPr>
+          <w:rFonts w:ascii="맑은 고딕" w:hAnsi="맑은 고딕" w:eastAsia="맑은 고딕"/>
+          <w:b w:val="0"/>
+          <w:i w:val="0"/>
+          <w:sz w:val="18"/>
+          <w:u w:val="none"/>
+        </w:rPr>
+        <w:t>B: What are you watching?</w:t>
+      </w:r>
+      <w:r>
+        <w:br/>
+      </w:r>
+      <w:r>
+        <w:rPr>
+          <w:rFonts w:ascii="맑은 고딕" w:hAnsi="맑은 고딕" w:eastAsia="맑은 고딕"/>
+          <w:b w:val="0"/>
+          <w:i w:val="0"/>
+          <w:sz w:val="18"/>
+          <w:u w:val="none"/>
+        </w:rPr>
+        <w:t>G: It’s a show about a man who lost one of his arms in an accident. Surprisingly, he can play the drums very well.</w:t>
+      </w:r>
+      <w:r>
+        <w:br/>
+      </w:r>
+      <w:r>
+        <w:rPr>
+          <w:rFonts w:ascii="맑은 고딕" w:hAnsi="맑은 고딕" w:eastAsia="맑은 고딕"/>
+          <w:b w:val="0"/>
+          <w:i w:val="0"/>
+          <w:sz w:val="18"/>
+          <w:u w:val="none"/>
+        </w:rPr>
+        <w:t>B: How can he play the drums with only one arm?</w:t>
+      </w:r>
+      <w:r>
+        <w:br/>
+      </w:r>
+      <w:r>
+        <w:rPr>
+          <w:rFonts w:ascii="맑은 고딕" w:hAnsi="맑은 고딕" w:eastAsia="맑은 고딕"/>
+          <w:b w:val="0"/>
+          <w:i w:val="0"/>
+          <w:sz w:val="18"/>
+          <w:u w:val="none"/>
+        </w:rPr>
+        <w:t>G: Actually he uses two arms. One is a robot arm controlled by his brain.</w:t>
+      </w:r>
+      <w:r>
+        <w:br/>
+      </w:r>
+      <w:r>
+        <w:rPr>
+          <w:rFonts w:ascii="맑은 고딕" w:hAnsi="맑은 고딕" w:eastAsia="맑은 고딕"/>
+          <w:b w:val="0"/>
+          <w:i w:val="0"/>
+          <w:sz w:val="18"/>
+          <w:u w:val="none"/>
+        </w:rPr>
+        <w:t>B: That’s awesome. Could you explain in more detail?</w:t>
+      </w:r>
+      <w:r>
+        <w:br/>
+      </w:r>
+      <w:r>
+        <w:rPr>
+          <w:rFonts w:ascii="맑은 고딕" w:hAnsi="맑은 고딕" w:eastAsia="맑은 고딕"/>
+          <w:b w:val="0"/>
+          <w:i w:val="0"/>
+          <w:sz w:val="18"/>
+          <w:u w:val="none"/>
+        </w:rPr>
+        <w:t>G: Sure. First, he thinks what he wants to do with his arm. Then those thoughts are turned into electronic signals. The signals travel from his brain to his robot arm and move it.</w:t>
+      </w:r>
+      <w:r>
+        <w:br/>
+      </w:r>
+      <w:r>
+        <w:rPr>
+          <w:rFonts w:ascii="맑은 고딕" w:hAnsi="맑은 고딕" w:eastAsia="맑은 고딕"/>
+          <w:b w:val="0"/>
+          <w:i w:val="0"/>
+          <w:sz w:val="18"/>
+          <w:u w:val="none"/>
+        </w:rPr>
+        <w:t>B: That’s amazing! I think this technology can help many people.</w:t>
+      </w:r>
+    </w:p>
+    <w:p>
+      <w:pPr>
         <w:spacing w:before="0" w:after="0" w:line="259" w:lineRule="auto"/>
         <w:ind w:left="113"/>
       </w:pPr>
@@ -3507,7 +3514,7 @@
           <w:sz w:val="18"/>
           <w:u w:val="none"/>
         </w:rPr>
-        <w:t>① The smart refrigerator orders food when it is empty.</w:t>
+        <w:t>① The man lost one of his arms in an accident.</w:t>
       </w:r>
     </w:p>
     <w:p>
@@ -3523,7 +3530,7 @@
           <w:sz w:val="18"/>
           <w:u w:val="none"/>
         </w:rPr>
-        <w:t>② The flying camera can take pictures from 500 meters above the location.</w:t>
+        <w:t>② The man plays the drums with only one arm.</w:t>
       </w:r>
     </w:p>
     <w:p>
@@ -3539,7 +3546,7 @@
           <w:sz w:val="18"/>
           <w:u w:val="none"/>
         </w:rPr>
-        <w:t>③ The girl wants to take pictures of flying airplanes.</w:t>
+        <w:t>③ His thoughts are turned into pictures.</w:t>
       </w:r>
     </w:p>
     <w:p>
@@ -3555,7 +3562,7 @@
           <w:sz w:val="18"/>
           <w:u w:val="none"/>
         </w:rPr>
-        <w:t>④ The man on the show plays the drums with only one arm.</w:t>
+        <w:t>④ The signals travel from his robot arm to his brain.</w:t>
       </w:r>
     </w:p>
     <w:p>
@@ -3571,7 +3578,7 @@
           <w:sz w:val="18"/>
           <w:u w:val="none"/>
         </w:rPr>
-        <w:t>⑤ The robot arm is controlled by a remote control.</w:t>
+        <w:t>⑤ The boy thinks this technology can’t help many people.</w:t>
       </w:r>
     </w:p>
     <w:p>
@@ -3769,7 +3776,7 @@
           <w:sz w:val="18"/>
           <w:u w:val="none"/>
         </w:rPr>
-        <w:t xml:space="preserve">다음 대화의 밑줄 친 문장과 의미가 같은 것은? </w:t>
+        <w:t xml:space="preserve">다음 대화의 밑줄 친 문장과 바꿔 쓸 수 </w:t>
       </w:r>
       <w:r>
         <w:rPr>
@@ -3777,9 +3784,29 @@
           <w:b w:val="0"/>
           <w:i w:val="0"/>
           <w:sz w:val="18"/>
-          <w:u w:val="none"/>
-        </w:rPr>
-        <w:t>(4점)</w:t>
+          <w:u w:val="single"/>
+        </w:rPr>
+        <w:t>없는</w:t>
+      </w:r>
+      <w:r>
+        <w:rPr>
+          <w:rFonts w:ascii="맑은 고딕" w:hAnsi="맑은 고딕" w:eastAsia="맑은 고딕"/>
+          <w:b w:val="0"/>
+          <w:i w:val="0"/>
+          <w:sz w:val="18"/>
+          <w:u w:val="none"/>
+        </w:rPr>
+        <w:t xml:space="preserve"> 것은? </w:t>
+      </w:r>
+      <w:r>
+        <w:rPr>
+          <w:rFonts w:ascii="맑은 고딕" w:hAnsi="맑은 고딕" w:eastAsia="맑은 고딕"/>
+          <w:b w:val="0"/>
+          <w:i w:val="0"/>
+          <w:sz w:val="18"/>
+          <w:u w:val="none"/>
+        </w:rPr>
+        <w:t>(3점)</w:t>
       </w:r>
     </w:p>
     <w:p>
@@ -3795,19 +3822,6 @@
           <w:sz w:val="18"/>
           <w:u w:val="none"/>
         </w:rPr>
-        <w:t>B: There are cameras and sensors in the store. They keep track of the items you choose and send the information to an app on your smartphone.</w:t>
-      </w:r>
-      <w:r>
-        <w:br/>
-      </w:r>
-      <w:r>
-        <w:rPr>
-          <w:rFonts w:ascii="맑은 고딕" w:hAnsi="맑은 고딕" w:eastAsia="맑은 고딕"/>
-          <w:b w:val="0"/>
-          <w:i w:val="0"/>
-          <w:sz w:val="18"/>
-          <w:u w:val="none"/>
-        </w:rPr>
         <w:t>G: Then the app pays for them when you leave the store?</w:t>
       </w:r>
       <w:r>
@@ -3847,7 +3861,7 @@
           <w:sz w:val="18"/>
           <w:u w:val="none"/>
         </w:rPr>
-        <w:t>① These kinds of stores will never be common in the future.</w:t>
+        <w:t>① It is probable that these kinds of stores will be more common in the future.</w:t>
       </w:r>
     </w:p>
     <w:p>
@@ -3863,7 +3877,7 @@
           <w:sz w:val="18"/>
           <w:u w:val="none"/>
         </w:rPr>
-        <w:t>② It's unlikely that these kinds of stores will be more common.</w:t>
+        <w:t>② Chances are that these kinds of stores will be more common in the future.</w:t>
       </w:r>
     </w:p>
     <w:p>
@@ -3879,7 +3893,7 @@
           <w:sz w:val="18"/>
           <w:u w:val="none"/>
         </w:rPr>
-        <w:t>③ I'm sure that these kinds of stores were common in the past.</w:t>
+        <w:t>③ There is a good chance that these kinds of stores will be more common in the future.</w:t>
       </w:r>
     </w:p>
     <w:p>
@@ -3895,7 +3909,7 @@
           <w:sz w:val="18"/>
           <w:u w:val="none"/>
         </w:rPr>
-        <w:t>④ Chances are that these kinds of stores will be more common in the future.</w:t>
+        <w:t>④ It is likely that these kinds of stores will be less common in the future.</w:t>
       </w:r>
     </w:p>
     <w:p>
@@ -3911,7 +3925,7 @@
           <w:sz w:val="18"/>
           <w:u w:val="none"/>
         </w:rPr>
-        <w:t>⑤ These kinds of stores are likely to disappear in the future.</w:t>
+        <w:t>⑤ It is likely that these kinds of stores will be more common in the future.</w:t>
       </w:r>
     </w:p>
     <w:p>
@@ -3930,8 +3944,8 @@
           <w:type w:val="continuous"/>
           <w:pgSz w:w="11906" w:h="16838"/>
           <w:pgMar w:top="680" w:right="794" w:bottom="624" w:left="794" w:header="720" w:footer="720" w:gutter="0"/>
+          <w:docGrid w:linePitch="360"/>
           <w:cols w:num="2" w:space="360" w:sep="1"/>
-          <w:docGrid w:linePitch="360"/>
         </w:sectPr>
       </w:pPr>
     </w:p>
@@ -3992,6 +4006,66 @@
           <w:sz w:val="19"/>
           <w:u w:val="none"/>
         </w:rPr>
+        <w:t xml:space="preserve">①   │   </w:t>
+      </w:r>
+      <w:r>
+        <w:rPr>
+          <w:rFonts w:ascii="맑은 고딕" w:hAnsi="맑은 고딕" w:eastAsia="맑은 고딕"/>
+          <w:b/>
+          <w:i w:val="0"/>
+          <w:sz w:val="19"/>
+          <w:u w:val="none"/>
+        </w:rPr>
+        <w:t xml:space="preserve">3 </w:t>
+      </w:r>
+      <w:r>
+        <w:rPr>
+          <w:rFonts w:ascii="맑은 고딕" w:hAnsi="맑은 고딕" w:eastAsia="맑은 고딕"/>
+          <w:b w:val="0"/>
+          <w:i w:val="0"/>
+          <w:sz w:val="19"/>
+          <w:u w:val="none"/>
+        </w:rPr>
+        <w:t xml:space="preserve">⑤   │   </w:t>
+      </w:r>
+      <w:r>
+        <w:rPr>
+          <w:rFonts w:ascii="맑은 고딕" w:hAnsi="맑은 고딕" w:eastAsia="맑은 고딕"/>
+          <w:b/>
+          <w:i w:val="0"/>
+          <w:sz w:val="19"/>
+          <w:u w:val="none"/>
+        </w:rPr>
+        <w:t xml:space="preserve">4 </w:t>
+      </w:r>
+      <w:r>
+        <w:rPr>
+          <w:rFonts w:ascii="맑은 고딕" w:hAnsi="맑은 고딕" w:eastAsia="맑은 고딕"/>
+          <w:b w:val="0"/>
+          <w:i w:val="0"/>
+          <w:sz w:val="19"/>
+          <w:u w:val="none"/>
+        </w:rPr>
+        <w:t xml:space="preserve">②   │   </w:t>
+      </w:r>
+      <w:r>
+        <w:rPr>
+          <w:rFonts w:ascii="맑은 고딕" w:hAnsi="맑은 고딕" w:eastAsia="맑은 고딕"/>
+          <w:b/>
+          <w:i w:val="0"/>
+          <w:sz w:val="19"/>
+          <w:u w:val="none"/>
+        </w:rPr>
+        <w:t xml:space="preserve">5 </w:t>
+      </w:r>
+      <w:r>
+        <w:rPr>
+          <w:rFonts w:ascii="맑은 고딕" w:hAnsi="맑은 고딕" w:eastAsia="맑은 고딕"/>
+          <w:b w:val="0"/>
+          <w:i w:val="0"/>
+          <w:sz w:val="19"/>
+          <w:u w:val="none"/>
+        </w:rPr>
         <w:t xml:space="preserve">③   │   </w:t>
       </w:r>
       <w:r>
@@ -4002,7 +4076,7 @@
           <w:sz w:val="19"/>
           <w:u w:val="none"/>
         </w:rPr>
-        <w:t xml:space="preserve">3 </w:t>
+        <w:t xml:space="preserve">6 </w:t>
       </w:r>
       <w:r>
         <w:rPr>
@@ -4012,6 +4086,66 @@
           <w:sz w:val="19"/>
           <w:u w:val="none"/>
         </w:rPr>
+        <w:t xml:space="preserve">②   │   </w:t>
+      </w:r>
+      <w:r>
+        <w:rPr>
+          <w:rFonts w:ascii="맑은 고딕" w:hAnsi="맑은 고딕" w:eastAsia="맑은 고딕"/>
+          <w:b/>
+          <w:i w:val="0"/>
+          <w:sz w:val="19"/>
+          <w:u w:val="none"/>
+        </w:rPr>
+        <w:t xml:space="preserve">7 </w:t>
+      </w:r>
+      <w:r>
+        <w:rPr>
+          <w:rFonts w:ascii="맑은 고딕" w:hAnsi="맑은 고딕" w:eastAsia="맑은 고딕"/>
+          <w:b w:val="0"/>
+          <w:i w:val="0"/>
+          <w:sz w:val="19"/>
+          <w:u w:val="none"/>
+        </w:rPr>
+        <w:t xml:space="preserve">②   │   </w:t>
+      </w:r>
+      <w:r>
+        <w:rPr>
+          <w:rFonts w:ascii="맑은 고딕" w:hAnsi="맑은 고딕" w:eastAsia="맑은 고딕"/>
+          <w:b/>
+          <w:i w:val="0"/>
+          <w:sz w:val="19"/>
+          <w:u w:val="none"/>
+        </w:rPr>
+        <w:t xml:space="preserve">8 </w:t>
+      </w:r>
+      <w:r>
+        <w:rPr>
+          <w:rFonts w:ascii="맑은 고딕" w:hAnsi="맑은 고딕" w:eastAsia="맑은 고딕"/>
+          <w:b w:val="0"/>
+          <w:i w:val="0"/>
+          <w:sz w:val="19"/>
+          <w:u w:val="none"/>
+        </w:rPr>
+        <w:t xml:space="preserve">③ (3개: ⓐ, ⓑ, ⓒ)   │   </w:t>
+      </w:r>
+      <w:r>
+        <w:rPr>
+          <w:rFonts w:ascii="맑은 고딕" w:hAnsi="맑은 고딕" w:eastAsia="맑은 고딕"/>
+          <w:b/>
+          <w:i w:val="0"/>
+          <w:sz w:val="19"/>
+          <w:u w:val="none"/>
+        </w:rPr>
+        <w:t xml:space="preserve">9 </w:t>
+      </w:r>
+      <w:r>
+        <w:rPr>
+          <w:rFonts w:ascii="맑은 고딕" w:hAnsi="맑은 고딕" w:eastAsia="맑은 고딕"/>
+          <w:b w:val="0"/>
+          <w:i w:val="0"/>
+          <w:sz w:val="19"/>
+          <w:u w:val="none"/>
+        </w:rPr>
         <w:t xml:space="preserve">④   │   </w:t>
       </w:r>
       <w:r>
@@ -4022,7 +4156,7 @@
           <w:sz w:val="19"/>
           <w:u w:val="none"/>
         </w:rPr>
-        <w:t xml:space="preserve">4 </w:t>
+        <w:t xml:space="preserve">10 </w:t>
       </w:r>
       <w:r>
         <w:rPr>
@@ -4032,6 +4166,26 @@
           <w:sz w:val="19"/>
           <w:u w:val="none"/>
         </w:rPr>
+        <w:t xml:space="preserve">②   │   </w:t>
+      </w:r>
+      <w:r>
+        <w:rPr>
+          <w:rFonts w:ascii="맑은 고딕" w:hAnsi="맑은 고딕" w:eastAsia="맑은 고딕"/>
+          <w:b/>
+          <w:i w:val="0"/>
+          <w:sz w:val="19"/>
+          <w:u w:val="none"/>
+        </w:rPr>
+        <w:t xml:space="preserve">11 </w:t>
+      </w:r>
+      <w:r>
+        <w:rPr>
+          <w:rFonts w:ascii="맑은 고딕" w:hAnsi="맑은 고딕" w:eastAsia="맑은 고딕"/>
+          <w:b w:val="0"/>
+          <w:i w:val="0"/>
+          <w:sz w:val="19"/>
+          <w:u w:val="none"/>
+        </w:rPr>
         <w:t xml:space="preserve">⑤   │   </w:t>
       </w:r>
       <w:r>
@@ -4042,7 +4196,7 @@
           <w:sz w:val="19"/>
           <w:u w:val="none"/>
         </w:rPr>
-        <w:t xml:space="preserve">5 </w:t>
+        <w:t xml:space="preserve">12 </w:t>
       </w:r>
       <w:r>
         <w:rPr>
@@ -4052,6 +4206,66 @@
           <w:sz w:val="19"/>
           <w:u w:val="none"/>
         </w:rPr>
+        <w:t xml:space="preserve">①   │   </w:t>
+      </w:r>
+      <w:r>
+        <w:rPr>
+          <w:rFonts w:ascii="맑은 고딕" w:hAnsi="맑은 고딕" w:eastAsia="맑은 고딕"/>
+          <w:b/>
+          <w:i w:val="0"/>
+          <w:sz w:val="19"/>
+          <w:u w:val="none"/>
+        </w:rPr>
+        <w:t xml:space="preserve">13 </w:t>
+      </w:r>
+      <w:r>
+        <w:rPr>
+          <w:rFonts w:ascii="맑은 고딕" w:hAnsi="맑은 고딕" w:eastAsia="맑은 고딕"/>
+          <w:b w:val="0"/>
+          <w:i w:val="0"/>
+          <w:sz w:val="19"/>
+          <w:u w:val="none"/>
+        </w:rPr>
+        <w:t xml:space="preserve">③   │   </w:t>
+      </w:r>
+      <w:r>
+        <w:rPr>
+          <w:rFonts w:ascii="맑은 고딕" w:hAnsi="맑은 고딕" w:eastAsia="맑은 고딕"/>
+          <w:b/>
+          <w:i w:val="0"/>
+          <w:sz w:val="19"/>
+          <w:u w:val="none"/>
+        </w:rPr>
+        <w:t xml:space="preserve">14 </w:t>
+      </w:r>
+      <w:r>
+        <w:rPr>
+          <w:rFonts w:ascii="맑은 고딕" w:hAnsi="맑은 고딕" w:eastAsia="맑은 고딕"/>
+          <w:b w:val="0"/>
+          <w:i w:val="0"/>
+          <w:sz w:val="19"/>
+          <w:u w:val="none"/>
+        </w:rPr>
+        <w:t xml:space="preserve">①   │   </w:t>
+      </w:r>
+      <w:r>
+        <w:rPr>
+          <w:rFonts w:ascii="맑은 고딕" w:hAnsi="맑은 고딕" w:eastAsia="맑은 고딕"/>
+          <w:b/>
+          <w:i w:val="0"/>
+          <w:sz w:val="19"/>
+          <w:u w:val="none"/>
+        </w:rPr>
+        <w:t xml:space="preserve">15 </w:t>
+      </w:r>
+      <w:r>
+        <w:rPr>
+          <w:rFonts w:ascii="맑은 고딕" w:hAnsi="맑은 고딕" w:eastAsia="맑은 고딕"/>
+          <w:b w:val="0"/>
+          <w:i w:val="0"/>
+          <w:sz w:val="19"/>
+          <w:u w:val="none"/>
+        </w:rPr>
         <w:t xml:space="preserve">④   │   </w:t>
       </w:r>
       <w:r>
@@ -4062,7 +4276,7 @@
           <w:sz w:val="19"/>
           <w:u w:val="none"/>
         </w:rPr>
-        <w:t xml:space="preserve">6 </w:t>
+        <w:t xml:space="preserve">16 </w:t>
       </w:r>
       <w:r>
         <w:rPr>
@@ -4072,7 +4286,7 @@
           <w:sz w:val="19"/>
           <w:u w:val="none"/>
         </w:rPr>
-        <w:t xml:space="preserve">②   │   </w:t>
+        <w:t xml:space="preserve">①, ④   │   </w:t>
       </w:r>
       <w:r>
         <w:rPr>
@@ -4082,7 +4296,7 @@
           <w:sz w:val="19"/>
           <w:u w:val="none"/>
         </w:rPr>
-        <w:t xml:space="preserve">7 </w:t>
+        <w:t xml:space="preserve">17 </w:t>
       </w:r>
       <w:r>
         <w:rPr>
@@ -4092,7 +4306,7 @@
           <w:sz w:val="19"/>
           <w:u w:val="none"/>
         </w:rPr>
-        <w:t xml:space="preserve">②   │   </w:t>
+        <w:t xml:space="preserve">③   │   </w:t>
       </w:r>
       <w:r>
         <w:rPr>
@@ -4102,7 +4316,7 @@
           <w:sz w:val="19"/>
           <w:u w:val="none"/>
         </w:rPr>
-        <w:t xml:space="preserve">8 </w:t>
+        <w:t xml:space="preserve">18 </w:t>
       </w:r>
       <w:r>
         <w:rPr>
@@ -4112,207 +4326,7 @@
           <w:sz w:val="19"/>
           <w:u w:val="none"/>
         </w:rPr>
-        <w:t xml:space="preserve">③ (3개: ⓐ, ⓑ, ⓒ)   │   </w:t>
-      </w:r>
-      <w:r>
-        <w:rPr>
-          <w:rFonts w:ascii="맑은 고딕" w:hAnsi="맑은 고딕" w:eastAsia="맑은 고딕"/>
-          <w:b/>
-          <w:i w:val="0"/>
-          <w:sz w:val="19"/>
-          <w:u w:val="none"/>
-        </w:rPr>
-        <w:t xml:space="preserve">9 </w:t>
-      </w:r>
-      <w:r>
-        <w:rPr>
-          <w:rFonts w:ascii="맑은 고딕" w:hAnsi="맑은 고딕" w:eastAsia="맑은 고딕"/>
-          <w:b w:val="0"/>
-          <w:i w:val="0"/>
-          <w:sz w:val="19"/>
-          <w:u w:val="none"/>
-        </w:rPr>
-        <w:t xml:space="preserve">④   │   </w:t>
-      </w:r>
-      <w:r>
-        <w:rPr>
-          <w:rFonts w:ascii="맑은 고딕" w:hAnsi="맑은 고딕" w:eastAsia="맑은 고딕"/>
-          <w:b/>
-          <w:i w:val="0"/>
-          <w:sz w:val="19"/>
-          <w:u w:val="none"/>
-        </w:rPr>
-        <w:t xml:space="preserve">10 </w:t>
-      </w:r>
-      <w:r>
-        <w:rPr>
-          <w:rFonts w:ascii="맑은 고딕" w:hAnsi="맑은 고딕" w:eastAsia="맑은 고딕"/>
-          <w:b w:val="0"/>
-          <w:i w:val="0"/>
-          <w:sz w:val="19"/>
-          <w:u w:val="none"/>
-        </w:rPr>
-        <w:t xml:space="preserve">②   │   </w:t>
-      </w:r>
-      <w:r>
-        <w:rPr>
-          <w:rFonts w:ascii="맑은 고딕" w:hAnsi="맑은 고딕" w:eastAsia="맑은 고딕"/>
-          <w:b/>
-          <w:i w:val="0"/>
-          <w:sz w:val="19"/>
-          <w:u w:val="none"/>
-        </w:rPr>
-        <w:t xml:space="preserve">11 </w:t>
-      </w:r>
-      <w:r>
-        <w:rPr>
-          <w:rFonts w:ascii="맑은 고딕" w:hAnsi="맑은 고딕" w:eastAsia="맑은 고딕"/>
-          <w:b w:val="0"/>
-          <w:i w:val="0"/>
-          <w:sz w:val="19"/>
-          <w:u w:val="none"/>
-        </w:rPr>
-        <w:t xml:space="preserve">⑤   │   </w:t>
-      </w:r>
-      <w:r>
-        <w:rPr>
-          <w:rFonts w:ascii="맑은 고딕" w:hAnsi="맑은 고딕" w:eastAsia="맑은 고딕"/>
-          <w:b/>
-          <w:i w:val="0"/>
-          <w:sz w:val="19"/>
-          <w:u w:val="none"/>
-        </w:rPr>
-        <w:t xml:space="preserve">12 </w:t>
-      </w:r>
-      <w:r>
-        <w:rPr>
-          <w:rFonts w:ascii="맑은 고딕" w:hAnsi="맑은 고딕" w:eastAsia="맑은 고딕"/>
-          <w:b w:val="0"/>
-          <w:i w:val="0"/>
-          <w:sz w:val="19"/>
-          <w:u w:val="none"/>
-        </w:rPr>
         <w:t xml:space="preserve">①   │   </w:t>
-      </w:r>
-      <w:r>
-        <w:rPr>
-          <w:rFonts w:ascii="맑은 고딕" w:hAnsi="맑은 고딕" w:eastAsia="맑은 고딕"/>
-          <w:b/>
-          <w:i w:val="0"/>
-          <w:sz w:val="19"/>
-          <w:u w:val="none"/>
-        </w:rPr>
-        <w:t xml:space="preserve">13 </w:t>
-      </w:r>
-      <w:r>
-        <w:rPr>
-          <w:rFonts w:ascii="맑은 고딕" w:hAnsi="맑은 고딕" w:eastAsia="맑은 고딕"/>
-          <w:b w:val="0"/>
-          <w:i w:val="0"/>
-          <w:sz w:val="19"/>
-          <w:u w:val="none"/>
-        </w:rPr>
-        <w:t xml:space="preserve">④   │   </w:t>
-      </w:r>
-      <w:r>
-        <w:rPr>
-          <w:rFonts w:ascii="맑은 고딕" w:hAnsi="맑은 고딕" w:eastAsia="맑은 고딕"/>
-          <w:b/>
-          <w:i w:val="0"/>
-          <w:sz w:val="19"/>
-          <w:u w:val="none"/>
-        </w:rPr>
-        <w:t xml:space="preserve">14 </w:t>
-      </w:r>
-      <w:r>
-        <w:rPr>
-          <w:rFonts w:ascii="맑은 고딕" w:hAnsi="맑은 고딕" w:eastAsia="맑은 고딕"/>
-          <w:b w:val="0"/>
-          <w:i w:val="0"/>
-          <w:sz w:val="19"/>
-          <w:u w:val="none"/>
-        </w:rPr>
-        <w:t xml:space="preserve">③   │   </w:t>
-      </w:r>
-      <w:r>
-        <w:rPr>
-          <w:rFonts w:ascii="맑은 고딕" w:hAnsi="맑은 고딕" w:eastAsia="맑은 고딕"/>
-          <w:b/>
-          <w:i w:val="0"/>
-          <w:sz w:val="19"/>
-          <w:u w:val="none"/>
-        </w:rPr>
-        <w:t xml:space="preserve">15 </w:t>
-      </w:r>
-      <w:r>
-        <w:rPr>
-          <w:rFonts w:ascii="맑은 고딕" w:hAnsi="맑은 고딕" w:eastAsia="맑은 고딕"/>
-          <w:b w:val="0"/>
-          <w:i w:val="0"/>
-          <w:sz w:val="19"/>
-          <w:u w:val="none"/>
-        </w:rPr>
-        <w:t xml:space="preserve">④   │   </w:t>
-      </w:r>
-      <w:r>
-        <w:rPr>
-          <w:rFonts w:ascii="맑은 고딕" w:hAnsi="맑은 고딕" w:eastAsia="맑은 고딕"/>
-          <w:b/>
-          <w:i w:val="0"/>
-          <w:sz w:val="19"/>
-          <w:u w:val="none"/>
-        </w:rPr>
-        <w:t xml:space="preserve">16 </w:t>
-      </w:r>
-      <w:r>
-        <w:rPr>
-          <w:rFonts w:ascii="맑은 고딕" w:hAnsi="맑은 고딕" w:eastAsia="맑은 고딕"/>
-          <w:b w:val="0"/>
-          <w:i w:val="0"/>
-          <w:sz w:val="19"/>
-          <w:u w:val="none"/>
-        </w:rPr>
-        <w:t xml:space="preserve">①, ③   │   </w:t>
-      </w:r>
-      <w:r>
-        <w:rPr>
-          <w:rFonts w:ascii="맑은 고딕" w:hAnsi="맑은 고딕" w:eastAsia="맑은 고딕"/>
-          <w:b/>
-          <w:i w:val="0"/>
-          <w:sz w:val="19"/>
-          <w:u w:val="none"/>
-        </w:rPr>
-        <w:t xml:space="preserve">17 </w:t>
-      </w:r>
-      <w:r>
-        <w:rPr>
-          <w:rFonts w:ascii="맑은 고딕" w:hAnsi="맑은 고딕" w:eastAsia="맑은 고딕"/>
-          <w:b w:val="0"/>
-          <w:i w:val="0"/>
-          <w:sz w:val="19"/>
-          <w:u w:val="none"/>
-        </w:rPr>
-        <w:t xml:space="preserve">③   │   </w:t>
-      </w:r>
-      <w:r>
-        <w:rPr>
-          <w:rFonts w:ascii="맑은 고딕" w:hAnsi="맑은 고딕" w:eastAsia="맑은 고딕"/>
-          <w:b/>
-          <w:i w:val="0"/>
-          <w:sz w:val="19"/>
-          <w:u w:val="none"/>
-        </w:rPr>
-        <w:t xml:space="preserve">18 </w:t>
-      </w:r>
-      <w:r>
-        <w:rPr>
-          <w:rFonts w:ascii="맑은 고딕" w:hAnsi="맑은 고딕" w:eastAsia="맑은 고딕"/>
-          <w:b w:val="0"/>
-          <w:i w:val="0"/>
-          <w:sz w:val="19"/>
-          <w:u w:val="none"/>
-        </w:rPr>
-        <w:t xml:space="preserve">②   │   </w:t>
       </w:r>
       <w:r>
         <w:rPr>
@@ -4358,8 +4372,8 @@
     <w:sectPr>
       <w:pgSz w:w="11906" w:h="16838"/>
       <w:pgMar w:top="680" w:right="794" w:bottom="624" w:left="794" w:header="720" w:footer="720" w:gutter="0"/>
+      <w:docGrid w:linePitch="360"/>
       <w:cols w:num="1" w:space="360"/>
-      <w:docGrid w:linePitch="360"/>
     </w:sectPr>
   </w:body>
 </w:document>
